--- a/docs/Stategisches Website Konzept-Gemeinsam-Kochen-Überarbeitet.docx
+++ b/docs/Stategisches Website Konzept-Gemeinsam-Kochen-Überarbeitet.docx
@@ -3109,7 +3109,7 @@
         <w:rPr>
           <w:color w:val="222222"/>
         </w:rPr>
-        <w:t xml:space="preserve">Telefonnummer immer sichtbar – Desktop: fest im Sticky-Header rechts neben Sprachumschalter. Mobile: Floating Action Button (56×56px, Dunkelgrün #1F4D3A, weißes Telefon-Icon, fixiert unten rechts), Tap öffnet direkt tel:-Link.</w:t>
+        <w:t>Telefonnummer immer sichtbar – Desktop: fest im Sticky-Header rechts neben Sprachumschalter. Mobile: Floating Action Button (56×56px, Dunkelgrün #1F4D3A, weißes Telefon-Icon, fixiert unten rechts), Tap öffnet direkt tel:-Link.</w:t>
       </w:r>
     </w:p>
     <w:p>
@@ -3622,6 +3622,7 @@
                 <w:sz w:val="20"/>
                 <w:szCs w:val="20"/>
               </w:rPr>
+              <w:lastRenderedPageBreak/>
               <w:t>Akzent</w:t>
             </w:r>
           </w:p>
@@ -7059,9 +7060,9 @@
         <w:tblLook w:val="04A0" w:firstRow="1" w:lastRow="0" w:firstColumn="1" w:lastColumn="0" w:noHBand="0" w:noVBand="1"/>
       </w:tblPr>
       <w:tblGrid>
-        <w:gridCol w:w="2200"/>
-        <w:gridCol w:w="3400"/>
-        <w:gridCol w:w="3426"/>
+        <w:gridCol w:w="2619"/>
+        <w:gridCol w:w="3154"/>
+        <w:gridCol w:w="3253"/>
       </w:tblGrid>
       <w:tr>
         <w:tc>
@@ -7933,7 +7934,7 @@
                 <w:sz w:val="20"/>
                 <w:szCs w:val="20"/>
               </w:rPr>
-              <w:t xml:space="preserve">6 Navigationspunkte als vollbreite, vertikal gestapelte Buttons (mind. 56px Höhe). Heller Hintergrund, hoher Kontrast. Schließen: ×-Symbol (min. 48×48px). Kein Slide-in-Drawer.</w:t>
+              <w:t>6 Navigationspunkte als vollbreite, vertikal gestapelte Buttons (mind. 56px Höhe). Heller Hintergrund, hoher Kontrast. Schließen: ×-Symbol (min. 48×48px). Kein Slide-in-Drawer.</w:t>
             </w:r>
           </w:p>
         </w:tc>
@@ -8061,6 +8062,7 @@
         <w:rPr>
           <w:color w:val="222222"/>
         </w:rPr>
+        <w:lastRenderedPageBreak/>
         <w:t>Optional: Skip-to-Content-Link, Schriftgrößen-Umschalter</w:t>
       </w:r>
     </w:p>
@@ -8117,7 +8119,6 @@
         <w:rPr>
           <w:color w:val="222222"/>
         </w:rPr>
-        <w:lastRenderedPageBreak/>
         <w:t>Aktivität / Bericht</w:t>
       </w:r>
     </w:p>
@@ -8945,6 +8946,7 @@
       </w:rPr>
       <w:t>Strategisches Website-</w:t>
     </w:r>
+    <w:proofErr w:type="gramStart"/>
     <w:r>
       <w:rPr>
         <w:color w:val="555555"/>
@@ -8961,6 +8963,7 @@
       </w:rPr>
       <w:tab/>
     </w:r>
+    <w:proofErr w:type="spellStart"/>
     <w:r>
       <w:rPr>
         <w:color w:val="555555"/>
@@ -8969,6 +8972,8 @@
       </w:rPr>
       <w:t>Mavka.Berlin.Volunteers</w:t>
     </w:r>
+    <w:proofErr w:type="spellEnd"/>
+    <w:proofErr w:type="gramEnd"/>
   </w:p>
 </w:hdr>
 </file>
